--- a/Section13_OAuth2_inMVCWeb/2-getTokenValue.docx
+++ b/Section13_OAuth2_inMVCWeb/2-getTokenValue.docx
@@ -293,6 +293,7 @@
       <w:r>
         <w:rPr>
           <w:rFonts w:ascii="Khmer OS Battambang" w:hAnsi="Khmer OS Battambang" w:cs="Khmer OS Battambang"/>
+          <w:noProof/>
           <w:sz w:val="28"/>
           <w:szCs w:val="28"/>
           <w:lang w:bidi="km-KH"/>
@@ -440,6 +441,7 @@
       <w:r>
         <w:rPr>
           <w:rFonts w:ascii="Khmer OS Battambang" w:hAnsi="Khmer OS Battambang" w:cs="Khmer OS Battambang"/>
+          <w:noProof/>
           <w:sz w:val="28"/>
           <w:szCs w:val="28"/>
           <w:lang w:bidi="km-KH"/>
@@ -1063,25 +1065,7 @@
           <w:szCs w:val="28"/>
           <w:lang w:bidi="km-KH"/>
         </w:rPr>
-        <w:t xml:space="preserve"> object </w:t>
-      </w:r>
-      <w:r>
-        <w:rPr>
-          <w:rFonts w:ascii="Khmer OS Battambang" w:hAnsi="Khmer OS Battambang" w:cs="Khmer OS Battambang"/>
-          <w:sz w:val="28"/>
-          <w:szCs w:val="28"/>
-          <w:lang w:bidi="km-KH"/>
-        </w:rPr>
-        <w:t>Authentication</w:t>
-      </w:r>
-      <w:r>
-        <w:rPr>
-          <w:rFonts w:ascii="Khmer OS Battambang" w:hAnsi="Khmer OS Battambang" w:cs="Khmer OS Battambang"/>
-          <w:sz w:val="28"/>
-          <w:szCs w:val="28"/>
-          <w:lang w:bidi="km-KH"/>
-        </w:rPr>
-        <w:t xml:space="preserve"> </w:t>
+        <w:t xml:space="preserve"> object Authentication </w:t>
       </w:r>
       <w:r>
         <w:rPr>
@@ -1125,6 +1109,7 @@
       <w:r>
         <w:rPr>
           <w:rFonts w:ascii="Khmer OS Battambang" w:hAnsi="Khmer OS Battambang" w:cs="Khmer OS Battambang"/>
+          <w:noProof/>
           <w:sz w:val="28"/>
           <w:szCs w:val="28"/>
           <w:lang w:bidi="km-KH"/>
@@ -1371,6 +1356,7 @@
       <w:r>
         <w:rPr>
           <w:rFonts w:ascii="Khmer OS Battambang" w:hAnsi="Khmer OS Battambang" w:cs="Khmer OS Battambang"/>
+          <w:noProof/>
           <w:sz w:val="28"/>
           <w:szCs w:val="28"/>
           <w:lang w:bidi="km-KH"/>
@@ -1508,6 +1494,7 @@
       <w:r>
         <w:rPr>
           <w:rFonts w:ascii="Khmer OS Battambang" w:hAnsi="Khmer OS Battambang" w:cs="Khmer OS Battambang"/>
+          <w:noProof/>
           <w:sz w:val="28"/>
           <w:szCs w:val="28"/>
           <w:lang w:bidi="km-KH"/>
@@ -2244,16 +2231,7 @@
           <w:szCs w:val="28"/>
           <w:lang w:bidi="km-KH"/>
         </w:rPr>
-        <w:t xml:space="preserve"> </w:t>
-      </w:r>
-      <w:r>
-        <w:rPr>
-          <w:rFonts w:ascii="Khmer OS Battambang" w:hAnsi="Khmer OS Battambang" w:cs="Khmer OS Battambang"/>
-          <w:sz w:val="28"/>
-          <w:szCs w:val="28"/>
-          <w:lang w:bidi="km-KH"/>
-        </w:rPr>
-        <w:t>OAuth2AuthorizedClient</w:t>
+        <w:t xml:space="preserve"> OAuth2AuthorizedClient</w:t>
       </w:r>
       <w:r>
         <w:rPr>
@@ -2616,6 +2594,7 @@
       <w:r>
         <w:rPr>
           <w:rFonts w:ascii="Khmer OS Battambang" w:hAnsi="Khmer OS Battambang" w:cs="Khmer OS Battambang"/>
+          <w:noProof/>
           <w:sz w:val="28"/>
           <w:szCs w:val="28"/>
           <w:lang w:bidi="km-KH"/>
@@ -2684,218 +2663,218 @@
     <w:p>
       <w:pPr>
         <w:rPr>
-          <w:rFonts w:ascii="Khmer OS Battambang" w:hAnsi="Khmer OS Battambang" w:cs="Khmer OS Battambang" w:hint="cs"/>
-          <w:sz w:val="28"/>
-          <w:szCs w:val="28"/>
-          <w:cs/>
-          <w:lang w:bidi="km-KH"/>
-        </w:rPr>
-      </w:pPr>
-    </w:p>
-    <w:p>
-      <w:pPr>
-        <w:rPr>
-          <w:rFonts w:ascii="Khmer OS Battambang" w:hAnsi="Khmer OS Battambang" w:cs="Khmer OS Battambang"/>
-          <w:sz w:val="28"/>
-          <w:szCs w:val="28"/>
-          <w:lang w:bidi="km-KH"/>
-        </w:rPr>
-      </w:pPr>
-    </w:p>
-    <w:p>
-      <w:pPr>
-        <w:rPr>
-          <w:rFonts w:ascii="Khmer OS Battambang" w:hAnsi="Khmer OS Battambang" w:cs="Khmer OS Battambang"/>
-          <w:sz w:val="28"/>
-          <w:szCs w:val="28"/>
-          <w:lang w:bidi="km-KH"/>
-        </w:rPr>
-      </w:pPr>
-    </w:p>
-    <w:p>
-      <w:pPr>
-        <w:rPr>
-          <w:rFonts w:ascii="Khmer OS Battambang" w:hAnsi="Khmer OS Battambang" w:cs="Khmer OS Battambang"/>
-          <w:sz w:val="28"/>
-          <w:szCs w:val="28"/>
-          <w:lang w:bidi="km-KH"/>
-        </w:rPr>
-      </w:pPr>
-    </w:p>
-    <w:p>
-      <w:pPr>
-        <w:rPr>
-          <w:rFonts w:ascii="Khmer OS Battambang" w:hAnsi="Khmer OS Battambang" w:cs="Khmer OS Battambang"/>
-          <w:sz w:val="28"/>
-          <w:szCs w:val="28"/>
-          <w:lang w:bidi="km-KH"/>
-        </w:rPr>
-      </w:pPr>
-    </w:p>
-    <w:p>
-      <w:pPr>
-        <w:rPr>
-          <w:rFonts w:ascii="Khmer OS Battambang" w:hAnsi="Khmer OS Battambang" w:cs="Khmer OS Battambang"/>
-          <w:sz w:val="28"/>
-          <w:szCs w:val="28"/>
-          <w:lang w:bidi="km-KH"/>
-        </w:rPr>
-      </w:pPr>
-    </w:p>
-    <w:p>
-      <w:pPr>
-        <w:rPr>
-          <w:rFonts w:ascii="Khmer OS Battambang" w:hAnsi="Khmer OS Battambang" w:cs="Khmer OS Battambang"/>
-          <w:sz w:val="28"/>
-          <w:szCs w:val="28"/>
-          <w:lang w:bidi="km-KH"/>
-        </w:rPr>
-      </w:pPr>
-    </w:p>
-    <w:p>
-      <w:pPr>
-        <w:rPr>
-          <w:rFonts w:ascii="Khmer OS Battambang" w:hAnsi="Khmer OS Battambang" w:cs="Khmer OS Battambang"/>
-          <w:sz w:val="28"/>
-          <w:szCs w:val="28"/>
-          <w:lang w:bidi="km-KH"/>
-        </w:rPr>
-      </w:pPr>
-    </w:p>
-    <w:p>
-      <w:pPr>
-        <w:rPr>
-          <w:rFonts w:ascii="Khmer OS Battambang" w:hAnsi="Khmer OS Battambang" w:cs="Khmer OS Battambang"/>
-          <w:sz w:val="28"/>
-          <w:szCs w:val="28"/>
-          <w:lang w:bidi="km-KH"/>
-        </w:rPr>
-      </w:pPr>
-    </w:p>
-    <w:p>
-      <w:pPr>
-        <w:rPr>
-          <w:rFonts w:ascii="Khmer OS Battambang" w:hAnsi="Khmer OS Battambang" w:cs="Khmer OS Battambang"/>
-          <w:sz w:val="28"/>
-          <w:szCs w:val="28"/>
-          <w:lang w:bidi="km-KH"/>
-        </w:rPr>
-      </w:pPr>
-    </w:p>
-    <w:p>
-      <w:pPr>
-        <w:rPr>
-          <w:rFonts w:ascii="Khmer OS Battambang" w:hAnsi="Khmer OS Battambang" w:cs="Khmer OS Battambang"/>
-          <w:sz w:val="28"/>
-          <w:szCs w:val="28"/>
-          <w:lang w:bidi="km-KH"/>
-        </w:rPr>
-      </w:pPr>
-    </w:p>
-    <w:p>
-      <w:pPr>
-        <w:rPr>
-          <w:rFonts w:ascii="Khmer OS Battambang" w:hAnsi="Khmer OS Battambang" w:cs="Khmer OS Battambang"/>
-          <w:sz w:val="28"/>
-          <w:szCs w:val="28"/>
-          <w:lang w:bidi="km-KH"/>
-        </w:rPr>
-      </w:pPr>
-    </w:p>
-    <w:p>
-      <w:pPr>
-        <w:rPr>
-          <w:rFonts w:ascii="Khmer OS Battambang" w:hAnsi="Khmer OS Battambang" w:cs="Khmer OS Battambang"/>
-          <w:sz w:val="28"/>
-          <w:szCs w:val="28"/>
-          <w:lang w:bidi="km-KH"/>
-        </w:rPr>
-      </w:pPr>
-    </w:p>
-    <w:p>
-      <w:pPr>
-        <w:rPr>
-          <w:rFonts w:ascii="Khmer OS Battambang" w:hAnsi="Khmer OS Battambang" w:cs="Khmer OS Battambang"/>
-          <w:sz w:val="28"/>
-          <w:szCs w:val="28"/>
-          <w:lang w:bidi="km-KH"/>
-        </w:rPr>
-      </w:pPr>
-    </w:p>
-    <w:p>
-      <w:pPr>
-        <w:rPr>
-          <w:rFonts w:ascii="Khmer OS Battambang" w:hAnsi="Khmer OS Battambang" w:cs="Khmer OS Battambang"/>
-          <w:sz w:val="28"/>
-          <w:szCs w:val="28"/>
-          <w:lang w:bidi="km-KH"/>
-        </w:rPr>
-      </w:pPr>
-    </w:p>
-    <w:p>
-      <w:pPr>
-        <w:rPr>
-          <w:rFonts w:ascii="Khmer OS Battambang" w:hAnsi="Khmer OS Battambang" w:cs="Khmer OS Battambang"/>
-          <w:sz w:val="28"/>
-          <w:szCs w:val="28"/>
-          <w:lang w:bidi="km-KH"/>
-        </w:rPr>
-      </w:pPr>
-    </w:p>
-    <w:p>
-      <w:pPr>
-        <w:rPr>
-          <w:rFonts w:ascii="Khmer OS Battambang" w:hAnsi="Khmer OS Battambang" w:cs="Khmer OS Battambang"/>
-          <w:sz w:val="28"/>
-          <w:szCs w:val="28"/>
-          <w:lang w:bidi="km-KH"/>
-        </w:rPr>
-      </w:pPr>
-    </w:p>
-    <w:p>
-      <w:pPr>
-        <w:rPr>
-          <w:rFonts w:ascii="Khmer OS Battambang" w:hAnsi="Khmer OS Battambang" w:cs="Khmer OS Battambang"/>
-          <w:sz w:val="28"/>
-          <w:szCs w:val="28"/>
-          <w:lang w:bidi="km-KH"/>
-        </w:rPr>
-      </w:pPr>
-    </w:p>
-    <w:p>
-      <w:pPr>
-        <w:rPr>
-          <w:rFonts w:ascii="Khmer OS Battambang" w:hAnsi="Khmer OS Battambang" w:cs="Khmer OS Battambang"/>
-          <w:sz w:val="28"/>
-          <w:szCs w:val="28"/>
-          <w:lang w:bidi="km-KH"/>
-        </w:rPr>
-      </w:pPr>
-    </w:p>
-    <w:p>
-      <w:pPr>
-        <w:rPr>
-          <w:rFonts w:ascii="Khmer OS Battambang" w:hAnsi="Khmer OS Battambang" w:cs="Khmer OS Battambang"/>
-          <w:sz w:val="28"/>
-          <w:szCs w:val="28"/>
-          <w:lang w:bidi="km-KH"/>
-        </w:rPr>
-      </w:pPr>
-    </w:p>
-    <w:p>
-      <w:pPr>
-        <w:rPr>
-          <w:rFonts w:ascii="Khmer OS Battambang" w:hAnsi="Khmer OS Battambang" w:cs="Khmer OS Battambang"/>
-          <w:sz w:val="28"/>
-          <w:szCs w:val="28"/>
-          <w:lang w:bidi="km-KH"/>
-        </w:rPr>
-      </w:pPr>
-    </w:p>
-    <w:p>
-      <w:pPr>
-        <w:rPr>
-          <w:rFonts w:ascii="Khmer OS Battambang" w:hAnsi="Khmer OS Battambang" w:cs="Khmer OS Battambang" w:hint="cs"/>
+          <w:rFonts w:ascii="Khmer OS Battambang" w:hAnsi="Khmer OS Battambang" w:cs="Khmer OS Battambang"/>
+          <w:sz w:val="28"/>
+          <w:szCs w:val="28"/>
+          <w:cs/>
+          <w:lang w:bidi="km-KH"/>
+        </w:rPr>
+      </w:pPr>
+    </w:p>
+    <w:p>
+      <w:pPr>
+        <w:rPr>
+          <w:rFonts w:ascii="Khmer OS Battambang" w:hAnsi="Khmer OS Battambang" w:cs="Khmer OS Battambang"/>
+          <w:sz w:val="28"/>
+          <w:szCs w:val="28"/>
+          <w:lang w:bidi="km-KH"/>
+        </w:rPr>
+      </w:pPr>
+    </w:p>
+    <w:p>
+      <w:pPr>
+        <w:rPr>
+          <w:rFonts w:ascii="Khmer OS Battambang" w:hAnsi="Khmer OS Battambang" w:cs="Khmer OS Battambang"/>
+          <w:sz w:val="28"/>
+          <w:szCs w:val="28"/>
+          <w:lang w:bidi="km-KH"/>
+        </w:rPr>
+      </w:pPr>
+    </w:p>
+    <w:p>
+      <w:pPr>
+        <w:rPr>
+          <w:rFonts w:ascii="Khmer OS Battambang" w:hAnsi="Khmer OS Battambang" w:cs="Khmer OS Battambang"/>
+          <w:sz w:val="28"/>
+          <w:szCs w:val="28"/>
+          <w:lang w:bidi="km-KH"/>
+        </w:rPr>
+      </w:pPr>
+    </w:p>
+    <w:p>
+      <w:pPr>
+        <w:rPr>
+          <w:rFonts w:ascii="Khmer OS Battambang" w:hAnsi="Khmer OS Battambang" w:cs="Khmer OS Battambang"/>
+          <w:sz w:val="28"/>
+          <w:szCs w:val="28"/>
+          <w:lang w:bidi="km-KH"/>
+        </w:rPr>
+      </w:pPr>
+    </w:p>
+    <w:p>
+      <w:pPr>
+        <w:rPr>
+          <w:rFonts w:ascii="Khmer OS Battambang" w:hAnsi="Khmer OS Battambang" w:cs="Khmer OS Battambang"/>
+          <w:sz w:val="28"/>
+          <w:szCs w:val="28"/>
+          <w:lang w:bidi="km-KH"/>
+        </w:rPr>
+      </w:pPr>
+    </w:p>
+    <w:p>
+      <w:pPr>
+        <w:rPr>
+          <w:rFonts w:ascii="Khmer OS Battambang" w:hAnsi="Khmer OS Battambang" w:cs="Khmer OS Battambang"/>
+          <w:sz w:val="28"/>
+          <w:szCs w:val="28"/>
+          <w:lang w:bidi="km-KH"/>
+        </w:rPr>
+      </w:pPr>
+    </w:p>
+    <w:p>
+      <w:pPr>
+        <w:rPr>
+          <w:rFonts w:ascii="Khmer OS Battambang" w:hAnsi="Khmer OS Battambang" w:cs="Khmer OS Battambang"/>
+          <w:sz w:val="28"/>
+          <w:szCs w:val="28"/>
+          <w:lang w:bidi="km-KH"/>
+        </w:rPr>
+      </w:pPr>
+    </w:p>
+    <w:p>
+      <w:pPr>
+        <w:rPr>
+          <w:rFonts w:ascii="Khmer OS Battambang" w:hAnsi="Khmer OS Battambang" w:cs="Khmer OS Battambang"/>
+          <w:sz w:val="28"/>
+          <w:szCs w:val="28"/>
+          <w:lang w:bidi="km-KH"/>
+        </w:rPr>
+      </w:pPr>
+    </w:p>
+    <w:p>
+      <w:pPr>
+        <w:rPr>
+          <w:rFonts w:ascii="Khmer OS Battambang" w:hAnsi="Khmer OS Battambang" w:cs="Khmer OS Battambang"/>
+          <w:sz w:val="28"/>
+          <w:szCs w:val="28"/>
+          <w:lang w:bidi="km-KH"/>
+        </w:rPr>
+      </w:pPr>
+    </w:p>
+    <w:p>
+      <w:pPr>
+        <w:rPr>
+          <w:rFonts w:ascii="Khmer OS Battambang" w:hAnsi="Khmer OS Battambang" w:cs="Khmer OS Battambang"/>
+          <w:sz w:val="28"/>
+          <w:szCs w:val="28"/>
+          <w:lang w:bidi="km-KH"/>
+        </w:rPr>
+      </w:pPr>
+    </w:p>
+    <w:p>
+      <w:pPr>
+        <w:rPr>
+          <w:rFonts w:ascii="Khmer OS Battambang" w:hAnsi="Khmer OS Battambang" w:cs="Khmer OS Battambang"/>
+          <w:sz w:val="28"/>
+          <w:szCs w:val="28"/>
+          <w:lang w:bidi="km-KH"/>
+        </w:rPr>
+      </w:pPr>
+    </w:p>
+    <w:p>
+      <w:pPr>
+        <w:rPr>
+          <w:rFonts w:ascii="Khmer OS Battambang" w:hAnsi="Khmer OS Battambang" w:cs="Khmer OS Battambang"/>
+          <w:sz w:val="28"/>
+          <w:szCs w:val="28"/>
+          <w:lang w:bidi="km-KH"/>
+        </w:rPr>
+      </w:pPr>
+    </w:p>
+    <w:p>
+      <w:pPr>
+        <w:rPr>
+          <w:rFonts w:ascii="Khmer OS Battambang" w:hAnsi="Khmer OS Battambang" w:cs="Khmer OS Battambang"/>
+          <w:sz w:val="28"/>
+          <w:szCs w:val="28"/>
+          <w:lang w:bidi="km-KH"/>
+        </w:rPr>
+      </w:pPr>
+    </w:p>
+    <w:p>
+      <w:pPr>
+        <w:rPr>
+          <w:rFonts w:ascii="Khmer OS Battambang" w:hAnsi="Khmer OS Battambang" w:cs="Khmer OS Battambang"/>
+          <w:sz w:val="28"/>
+          <w:szCs w:val="28"/>
+          <w:lang w:bidi="km-KH"/>
+        </w:rPr>
+      </w:pPr>
+    </w:p>
+    <w:p>
+      <w:pPr>
+        <w:rPr>
+          <w:rFonts w:ascii="Khmer OS Battambang" w:hAnsi="Khmer OS Battambang" w:cs="Khmer OS Battambang"/>
+          <w:sz w:val="28"/>
+          <w:szCs w:val="28"/>
+          <w:lang w:bidi="km-KH"/>
+        </w:rPr>
+      </w:pPr>
+    </w:p>
+    <w:p>
+      <w:pPr>
+        <w:rPr>
+          <w:rFonts w:ascii="Khmer OS Battambang" w:hAnsi="Khmer OS Battambang" w:cs="Khmer OS Battambang"/>
+          <w:sz w:val="28"/>
+          <w:szCs w:val="28"/>
+          <w:lang w:bidi="km-KH"/>
+        </w:rPr>
+      </w:pPr>
+    </w:p>
+    <w:p>
+      <w:pPr>
+        <w:rPr>
+          <w:rFonts w:ascii="Khmer OS Battambang" w:hAnsi="Khmer OS Battambang" w:cs="Khmer OS Battambang"/>
+          <w:sz w:val="28"/>
+          <w:szCs w:val="28"/>
+          <w:lang w:bidi="km-KH"/>
+        </w:rPr>
+      </w:pPr>
+    </w:p>
+    <w:p>
+      <w:pPr>
+        <w:rPr>
+          <w:rFonts w:ascii="Khmer OS Battambang" w:hAnsi="Khmer OS Battambang" w:cs="Khmer OS Battambang"/>
+          <w:sz w:val="28"/>
+          <w:szCs w:val="28"/>
+          <w:lang w:bidi="km-KH"/>
+        </w:rPr>
+      </w:pPr>
+    </w:p>
+    <w:p>
+      <w:pPr>
+        <w:rPr>
+          <w:rFonts w:ascii="Khmer OS Battambang" w:hAnsi="Khmer OS Battambang" w:cs="Khmer OS Battambang"/>
+          <w:sz w:val="28"/>
+          <w:szCs w:val="28"/>
+          <w:lang w:bidi="km-KH"/>
+        </w:rPr>
+      </w:pPr>
+    </w:p>
+    <w:p>
+      <w:pPr>
+        <w:rPr>
+          <w:rFonts w:ascii="Khmer OS Battambang" w:hAnsi="Khmer OS Battambang" w:cs="Khmer OS Battambang"/>
+          <w:sz w:val="28"/>
+          <w:szCs w:val="28"/>
+          <w:lang w:bidi="km-KH"/>
+        </w:rPr>
+      </w:pPr>
+    </w:p>
+    <w:p>
+      <w:pPr>
+        <w:rPr>
+          <w:rFonts w:ascii="Khmer OS Battambang" w:hAnsi="Khmer OS Battambang" w:cs="Khmer OS Battambang"/>
           <w:sz w:val="28"/>
           <w:szCs w:val="28"/>
           <w:cs/>
@@ -4064,6 +4043,7 @@
   <w:style w:type="character" w:default="1" w:styleId="DefaultParagraphFont">
     <w:name w:val="Default Paragraph Font"/>
     <w:uiPriority w:val="1"/>
+    <w:semiHidden/>
     <w:unhideWhenUsed/>
   </w:style>
   <w:style w:type="table" w:default="1" w:styleId="TableNormal">

--- a/Section13_OAuth2_inMVCWeb/2-getTokenValue.docx
+++ b/Section13_OAuth2_inMVCWeb/2-getTokenValue.docx
@@ -2707,177 +2707,6 @@
           <w:rFonts w:ascii="Khmer OS Battambang" w:hAnsi="Khmer OS Battambang" w:cs="Khmer OS Battambang"/>
           <w:sz w:val="28"/>
           <w:szCs w:val="28"/>
-          <w:lang w:bidi="km-KH"/>
-        </w:rPr>
-      </w:pPr>
-    </w:p>
-    <w:p>
-      <w:pPr>
-        <w:rPr>
-          <w:rFonts w:ascii="Khmer OS Battambang" w:hAnsi="Khmer OS Battambang" w:cs="Khmer OS Battambang"/>
-          <w:sz w:val="28"/>
-          <w:szCs w:val="28"/>
-          <w:lang w:bidi="km-KH"/>
-        </w:rPr>
-      </w:pPr>
-    </w:p>
-    <w:p>
-      <w:pPr>
-        <w:rPr>
-          <w:rFonts w:ascii="Khmer OS Battambang" w:hAnsi="Khmer OS Battambang" w:cs="Khmer OS Battambang"/>
-          <w:sz w:val="28"/>
-          <w:szCs w:val="28"/>
-          <w:lang w:bidi="km-KH"/>
-        </w:rPr>
-      </w:pPr>
-    </w:p>
-    <w:p>
-      <w:pPr>
-        <w:rPr>
-          <w:rFonts w:ascii="Khmer OS Battambang" w:hAnsi="Khmer OS Battambang" w:cs="Khmer OS Battambang"/>
-          <w:sz w:val="28"/>
-          <w:szCs w:val="28"/>
-          <w:lang w:bidi="km-KH"/>
-        </w:rPr>
-      </w:pPr>
-    </w:p>
-    <w:p>
-      <w:pPr>
-        <w:rPr>
-          <w:rFonts w:ascii="Khmer OS Battambang" w:hAnsi="Khmer OS Battambang" w:cs="Khmer OS Battambang"/>
-          <w:sz w:val="28"/>
-          <w:szCs w:val="28"/>
-          <w:lang w:bidi="km-KH"/>
-        </w:rPr>
-      </w:pPr>
-    </w:p>
-    <w:p>
-      <w:pPr>
-        <w:rPr>
-          <w:rFonts w:ascii="Khmer OS Battambang" w:hAnsi="Khmer OS Battambang" w:cs="Khmer OS Battambang"/>
-          <w:sz w:val="28"/>
-          <w:szCs w:val="28"/>
-          <w:lang w:bidi="km-KH"/>
-        </w:rPr>
-      </w:pPr>
-    </w:p>
-    <w:p>
-      <w:pPr>
-        <w:rPr>
-          <w:rFonts w:ascii="Khmer OS Battambang" w:hAnsi="Khmer OS Battambang" w:cs="Khmer OS Battambang"/>
-          <w:sz w:val="28"/>
-          <w:szCs w:val="28"/>
-          <w:lang w:bidi="km-KH"/>
-        </w:rPr>
-      </w:pPr>
-    </w:p>
-    <w:p>
-      <w:pPr>
-        <w:rPr>
-          <w:rFonts w:ascii="Khmer OS Battambang" w:hAnsi="Khmer OS Battambang" w:cs="Khmer OS Battambang"/>
-          <w:sz w:val="28"/>
-          <w:szCs w:val="28"/>
-          <w:lang w:bidi="km-KH"/>
-        </w:rPr>
-      </w:pPr>
-    </w:p>
-    <w:p>
-      <w:pPr>
-        <w:rPr>
-          <w:rFonts w:ascii="Khmer OS Battambang" w:hAnsi="Khmer OS Battambang" w:cs="Khmer OS Battambang"/>
-          <w:sz w:val="28"/>
-          <w:szCs w:val="28"/>
-          <w:lang w:bidi="km-KH"/>
-        </w:rPr>
-      </w:pPr>
-    </w:p>
-    <w:p>
-      <w:pPr>
-        <w:rPr>
-          <w:rFonts w:ascii="Khmer OS Battambang" w:hAnsi="Khmer OS Battambang" w:cs="Khmer OS Battambang"/>
-          <w:sz w:val="28"/>
-          <w:szCs w:val="28"/>
-          <w:lang w:bidi="km-KH"/>
-        </w:rPr>
-      </w:pPr>
-    </w:p>
-    <w:p>
-      <w:pPr>
-        <w:rPr>
-          <w:rFonts w:ascii="Khmer OS Battambang" w:hAnsi="Khmer OS Battambang" w:cs="Khmer OS Battambang"/>
-          <w:sz w:val="28"/>
-          <w:szCs w:val="28"/>
-          <w:lang w:bidi="km-KH"/>
-        </w:rPr>
-      </w:pPr>
-    </w:p>
-    <w:p>
-      <w:pPr>
-        <w:rPr>
-          <w:rFonts w:ascii="Khmer OS Battambang" w:hAnsi="Khmer OS Battambang" w:cs="Khmer OS Battambang"/>
-          <w:sz w:val="28"/>
-          <w:szCs w:val="28"/>
-          <w:lang w:bidi="km-KH"/>
-        </w:rPr>
-      </w:pPr>
-    </w:p>
-    <w:p>
-      <w:pPr>
-        <w:rPr>
-          <w:rFonts w:ascii="Khmer OS Battambang" w:hAnsi="Khmer OS Battambang" w:cs="Khmer OS Battambang"/>
-          <w:sz w:val="28"/>
-          <w:szCs w:val="28"/>
-          <w:lang w:bidi="km-KH"/>
-        </w:rPr>
-      </w:pPr>
-    </w:p>
-    <w:p>
-      <w:pPr>
-        <w:rPr>
-          <w:rFonts w:ascii="Khmer OS Battambang" w:hAnsi="Khmer OS Battambang" w:cs="Khmer OS Battambang"/>
-          <w:sz w:val="28"/>
-          <w:szCs w:val="28"/>
-          <w:lang w:bidi="km-KH"/>
-        </w:rPr>
-      </w:pPr>
-    </w:p>
-    <w:p>
-      <w:pPr>
-        <w:rPr>
-          <w:rFonts w:ascii="Khmer OS Battambang" w:hAnsi="Khmer OS Battambang" w:cs="Khmer OS Battambang"/>
-          <w:sz w:val="28"/>
-          <w:szCs w:val="28"/>
-          <w:lang w:bidi="km-KH"/>
-        </w:rPr>
-      </w:pPr>
-    </w:p>
-    <w:p>
-      <w:pPr>
-        <w:rPr>
-          <w:rFonts w:ascii="Khmer OS Battambang" w:hAnsi="Khmer OS Battambang" w:cs="Khmer OS Battambang"/>
-          <w:sz w:val="28"/>
-          <w:szCs w:val="28"/>
-          <w:lang w:bidi="km-KH"/>
-        </w:rPr>
-      </w:pPr>
-    </w:p>
-    <w:p>
-      <w:pPr>
-        <w:rPr>
-          <w:rFonts w:ascii="Khmer OS Battambang" w:hAnsi="Khmer OS Battambang" w:cs="Khmer OS Battambang"/>
-          <w:sz w:val="28"/>
-          <w:szCs w:val="28"/>
-          <w:lang w:bidi="km-KH"/>
-        </w:rPr>
-      </w:pPr>
-    </w:p>
-    <w:p>
-      <w:pPr>
-        <w:rPr>
-          <w:rFonts w:ascii="Khmer OS Battambang" w:hAnsi="Khmer OS Battambang" w:cs="Khmer OS Battambang"/>
-          <w:sz w:val="28"/>
-          <w:szCs w:val="28"/>
-          <w:cs/>
           <w:lang w:bidi="km-KH"/>
         </w:rPr>
       </w:pPr>
